--- a/referent/Block-4b-Selbststudium-Woche-9-Datenanalyse.docx
+++ b/referent/Block-4b-Selbststudium-Woche-9-Datenanalyse.docx
@@ -1,6 +1,6 @@
 
 <file path=word/document.xml><?xml version="1.0" encoding="utf-8"?>
-<w:document xmlns:wpc="http://schemas.microsoft.com/office/word/2010/wordprocessingCanvas" xmlns:cx="http://schemas.microsoft.com/office/drawing/2014/chartex" xmlns:cx1="http://schemas.microsoft.com/office/drawing/2015/9/8/chartex" xmlns:cx2="http://schemas.microsoft.com/office/drawing/2015/10/21/chartex" xmlns:cx3="http://schemas.microsoft.com/office/drawing/2016/5/9/chartex" xmlns:cx4="http://schemas.microsoft.com/office/drawing/2016/5/10/chartex" xmlns:cx5="http://schemas.microsoft.com/office/drawing/2016/5/11/chartex" xmlns:cx6="http://schemas.microsoft.com/office/drawing/2016/5/12/chartex" xmlns:cx7="http://schemas.microsoft.com/office/drawing/2016/5/13/chartex" xmlns:cx8="http://schemas.microsoft.com/office/drawing/2016/5/14/chartex" xmlns:mc="http://schemas.openxmlformats.org/markup-compatibility/2006" xmlns:aink="http://schemas.microsoft.com/office/drawing/2016/ink" xmlns:am3d="http://schemas.microsoft.com/office/drawing/2017/model3d" xmlns:o="urn:schemas-microsoft-com:office:office" xmlns:oel="http://schemas.microsoft.com/office/2019/extlst" xmlns:r="http://schemas.openxmlformats.org/officeDocument/2006/relationships" xmlns:m="http://schemas.openxmlformats.org/officeDocument/2006/math" xmlns:v="urn:schemas-microsoft-com:vml" xmlns:wp14="http://schemas.microsoft.com/office/word/2010/wordprocessingDrawing" xmlns:wp="http://schemas.openxmlformats.org/drawingml/2006/wordprocessingDrawing" xmlns:w10="urn:schemas-microsoft-com:office:word" xmlns:w="http://schemas.openxmlformats.org/wordprocessingml/2006/main" xmlns:w14="http://schemas.microsoft.com/office/word/2010/wordml" xmlns:w15="http://schemas.microsoft.com/office/word/2012/wordml" xmlns:w16cex="http://schemas.microsoft.com/office/word/2018/wordml/cex" xmlns:w16cid="http://schemas.microsoft.com/office/word/2016/wordml/cid" xmlns:w16="http://schemas.microsoft.com/office/word/2018/wordml" xmlns:w16du="http://schemas.microsoft.com/office/word/2023/wordml/word16du" xmlns:w16sdtdh="http://schemas.microsoft.com/office/word/2020/wordml/sdtdatahash" xmlns:w16se="http://schemas.microsoft.com/office/word/2015/wordml/symex" xmlns:wpg="http://schemas.microsoft.com/office/word/2010/wordprocessingGroup" xmlns:wpi="http://schemas.microsoft.com/office/word/2010/wordprocessingInk" xmlns:wne="http://schemas.microsoft.com/office/word/2006/wordml" xmlns:wps="http://schemas.microsoft.com/office/word/2010/wordprocessingShape" mc:Ignorable="w14 w15 w16se w16cid w16 w16cex w16sdtdh w16du wp14">
+<w:document xmlns:wpc="http://schemas.microsoft.com/office/word/2010/wordprocessingCanvas" xmlns:cx="http://schemas.microsoft.com/office/drawing/2014/chartex" xmlns:cx1="http://schemas.microsoft.com/office/drawing/2015/9/8/chartex" xmlns:cx2="http://schemas.microsoft.com/office/drawing/2015/10/21/chartex" xmlns:cx3="http://schemas.microsoft.com/office/drawing/2016/5/9/chartex" xmlns:cx4="http://schemas.microsoft.com/office/drawing/2016/5/10/chartex" xmlns:cx5="http://schemas.microsoft.com/office/drawing/2016/5/11/chartex" xmlns:cx6="http://schemas.microsoft.com/office/drawing/2016/5/12/chartex" xmlns:cx7="http://schemas.microsoft.com/office/drawing/2016/5/13/chartex" xmlns:cx8="http://schemas.microsoft.com/office/drawing/2016/5/14/chartex" xmlns:mc="http://schemas.openxmlformats.org/markup-compatibility/2006" xmlns:aink="http://schemas.microsoft.com/office/drawing/2016/ink" xmlns:am3d="http://schemas.microsoft.com/office/drawing/2017/model3d" xmlns:o="urn:schemas-microsoft-com:office:office" xmlns:oel="http://schemas.microsoft.com/office/2019/extlst" xmlns:r="http://schemas.openxmlformats.org/officeDocument/2006/relationships" xmlns:m="http://schemas.openxmlformats.org/officeDocument/2006/math" xmlns:v="urn:schemas-microsoft-com:vml" xmlns:wp14="http://schemas.microsoft.com/office/word/2010/wordprocessingDrawing" xmlns:wp="http://schemas.openxmlformats.org/drawingml/2006/wordprocessingDrawing" xmlns:w10="urn:schemas-microsoft-com:office:word" xmlns:w="http://schemas.openxmlformats.org/wordprocessingml/2006/main" xmlns:w14="http://schemas.microsoft.com/office/word/2010/wordml" xmlns:w15="http://schemas.microsoft.com/office/word/2012/wordml" xmlns:w16cex="http://schemas.microsoft.com/office/word/2018/wordml/cex" xmlns:w16cid="http://schemas.microsoft.com/office/word/2016/wordml/cid" xmlns:w16="http://schemas.microsoft.com/office/word/2018/wordml" xmlns:w16du="http://schemas.microsoft.com/office/word/2023/wordml/word16du" xmlns:w16sdtdh="http://schemas.microsoft.com/office/word/2020/wordml/sdtdatahash" xmlns:w16sdtfl="http://schemas.microsoft.com/office/word/2024/wordml/sdtformatlock" xmlns:w16se="http://schemas.microsoft.com/office/word/2015/wordml/symex" xmlns:wpg="http://schemas.microsoft.com/office/word/2010/wordprocessingGroup" xmlns:wpi="http://schemas.microsoft.com/office/word/2010/wordprocessingInk" xmlns:wne="http://schemas.microsoft.com/office/word/2006/wordml" xmlns:wps="http://schemas.microsoft.com/office/word/2010/wordprocessingShape" mc:Ignorable="w14 w15 w16se w16cid w16 w16cex w16sdtdh w16sdtfl w16du wp14">
   <w:body>
     <w:p>
       <w:pPr>
@@ -168,7 +168,7 @@
         </w:numPr>
       </w:pPr>
       <w:r>
-        <w:t>Auswahl und Filterung von Daten</w:t>
+        <w:t>Einführung in grundlegende Datenvisualisierungstechniken mit Pandas und Matplotlib</w:t>
       </w:r>
     </w:p>
     <w:p>
@@ -180,7 +180,19 @@
         </w:numPr>
       </w:pPr>
       <w:r>
-        <w:t>Gruppierung und Aggregation von Daten</w:t>
+        <w:t>Erstellen von Diagrammen und Plots zur Darstellung von Datenzusammenhängen</w:t>
+      </w:r>
+    </w:p>
+    <w:p>
+      <w:pPr>
+        <w:pStyle w:val="ListParagraph"/>
+        <w:numPr>
+          <w:ilvl w:val="0"/>
+          <w:numId w:val="2"/>
+        </w:numPr>
+      </w:pPr>
+      <w:r>
+        <w:t>Aufgaben:</w:t>
       </w:r>
     </w:p>
     <w:p>
@@ -192,7 +204,7 @@
         </w:numPr>
       </w:pPr>
       <w:r>
-        <w:t>Einführung in grundlegende Datenvisualisierungstechniken mit Pandas und Matplotlib</w:t>
+        <w:t>Durchführung spezifischer Datenanalyseaufgaben mit realen Datensätzen</w:t>
       </w:r>
     </w:p>
     <w:p>
@@ -204,7 +216,7 @@
         </w:numPr>
       </w:pPr>
       <w:r>
-        <w:t>Erstellen von Diagrammen und Plots zur Darstellung von Datenzusammenhängen</w:t>
+        <w:t>Anwendung verschiedener Datenmanipulations- und Visualisierungstechniken</w:t>
       </w:r>
     </w:p>
     <w:p>
@@ -216,7 +228,7 @@
         </w:numPr>
       </w:pPr>
       <w:r>
-        <w:t>Aufgaben:</w:t>
+        <w:t>Präsenztag:</w:t>
       </w:r>
     </w:p>
     <w:p>
@@ -228,7 +240,7 @@
         </w:numPr>
       </w:pPr>
       <w:r>
-        <w:t>Durchführung spezifischer Datenanalyseaufgaben mit realen Datensätzen</w:t>
+        <w:t>Wiederholung</w:t>
       </w:r>
     </w:p>
     <w:p>
@@ -240,91 +252,8 @@
         </w:numPr>
       </w:pPr>
       <w:r>
-        <w:t>Anwendung verschiedener Datenmanipulations- und Visualisierungstechniken</w:t>
-      </w:r>
-    </w:p>
-    <w:p>
-      <w:pPr>
-        <w:pStyle w:val="ListParagraph"/>
-        <w:numPr>
-          <w:ilvl w:val="1"/>
-          <w:numId w:val="2"/>
-        </w:numPr>
-      </w:pPr>
-      <w:r>
-        <w:t>Entwicklung eines kleinen Projekts, das die Datenaufbereitung und -analyse in Python und Pandas umfasst</w:t>
-      </w:r>
-    </w:p>
-    <w:p>
-      <w:pPr>
-        <w:pStyle w:val="ListParagraph"/>
-        <w:numPr>
-          <w:ilvl w:val="0"/>
-          <w:numId w:val="2"/>
-        </w:numPr>
-      </w:pPr>
-      <w:r>
-        <w:t>Präsenztag:</w:t>
-      </w:r>
-    </w:p>
-    <w:p>
-      <w:pPr>
-        <w:pStyle w:val="ListParagraph"/>
-        <w:numPr>
-          <w:ilvl w:val="1"/>
-          <w:numId w:val="2"/>
-        </w:numPr>
-      </w:pPr>
-      <w:r>
-        <w:t>Wiederholung</w:t>
-      </w:r>
-    </w:p>
-    <w:p>
-      <w:pPr>
-        <w:pStyle w:val="ListParagraph"/>
-        <w:numPr>
-          <w:ilvl w:val="1"/>
-          <w:numId w:val="2"/>
-        </w:numPr>
-      </w:pPr>
-      <w:r>
-        <w:t>Vertiefung: Praktische Anwendung von Pandas in Datenanalyse-Szenarien</w:t>
-      </w:r>
-    </w:p>
-    <w:p>
-      <w:pPr>
-        <w:pStyle w:val="ListParagraph"/>
-        <w:numPr>
-          <w:ilvl w:val="1"/>
-          <w:numId w:val="2"/>
-        </w:numPr>
-      </w:pPr>
-      <w:r>
-        <w:t>Erweiterte Themen: Einführung in fortgeschrittene Datenmanipulationstechniken</w:t>
-      </w:r>
-    </w:p>
-    <w:p>
-      <w:pPr>
-        <w:pStyle w:val="ListParagraph"/>
-        <w:numPr>
-          <w:ilvl w:val="1"/>
-          <w:numId w:val="2"/>
-        </w:numPr>
-      </w:pPr>
-      <w:r>
-        <w:t>Ausblick: Komplexere Datenvisualisierungen</w:t>
-      </w:r>
-    </w:p>
-    <w:p/>
-    <w:p>
-      <w:pPr>
-        <w:rPr>
-          <w:rFonts w:asciiTheme="majorHAnsi" w:eastAsiaTheme="majorEastAsia" w:hAnsiTheme="majorHAnsi" w:cstheme="majorBidi"/>
-          <w:color w:val="2F5496" w:themeColor="accent1" w:themeShade="BF"/>
-          <w:sz w:val="32"/>
-          <w:szCs w:val="32"/>
-        </w:rPr>
-      </w:pPr>
+        <w:t>Praktische Anwendung von Pandas in Datenanalyse-Szenarien</w:t>
+      </w:r>
       <w:r>
         <w:br w:type="page"/>
       </w:r>
@@ -535,69 +464,39 @@
       <w:r>
         <w:t>Erstellen von Diagrammen und Plots zur Datenanalyse.</w:t>
       </w:r>
-    </w:p>
-    <w:p>
-      <w:r>
-        <w:t xml:space="preserve">7. </w:t>
-      </w:r>
-      <w:r>
-        <w:t>Fortgeschrittene Datenmanipulation:</w:t>
-      </w:r>
-    </w:p>
-    <w:p>
-      <w:pPr>
-        <w:pStyle w:val="ListParagraph"/>
-        <w:numPr>
-          <w:ilvl w:val="0"/>
-          <w:numId w:val="11"/>
-        </w:numPr>
-      </w:pPr>
-      <w:r>
-        <w:t>Kombinieren, Verbinden und Umstrukturieren von Daten.</w:t>
-      </w:r>
-    </w:p>
-    <w:p>
-      <w:pPr>
-        <w:pStyle w:val="ListParagraph"/>
-        <w:numPr>
-          <w:ilvl w:val="0"/>
-          <w:numId w:val="11"/>
-        </w:numPr>
-      </w:pPr>
-      <w:r>
-        <w:t>Anwendung komplexer Datenmanipulationstechniken.</w:t>
-      </w:r>
-    </w:p>
-    <w:p>
-      <w:r>
-        <w:t xml:space="preserve">8. </w:t>
-      </w:r>
-      <w:r>
-        <w:t>Zeitreihenanalyse:</w:t>
-      </w:r>
-    </w:p>
-    <w:p>
-      <w:pPr>
-        <w:pStyle w:val="ListParagraph"/>
-        <w:numPr>
-          <w:ilvl w:val="0"/>
-          <w:numId w:val="12"/>
-        </w:numPr>
-      </w:pPr>
-      <w:r>
-        <w:t>Arbeit mit Zeitstempeln und zeitlichen Daten.</w:t>
-      </w:r>
-    </w:p>
-    <w:p>
-      <w:pPr>
-        <w:pStyle w:val="ListParagraph"/>
-        <w:numPr>
-          <w:ilvl w:val="0"/>
-          <w:numId w:val="12"/>
-        </w:numPr>
-      </w:pPr>
-      <w:r>
-        <w:t>Analyse von Zeitreihendaten mit Pandas.</w:t>
+      <w:r>
+        <w:br w:type="page"/>
+      </w:r>
+    </w:p>
+    <w:p>
+      <w:pPr>
+        <w:pStyle w:val="Heading1"/>
+      </w:pPr>
+      <w:r>
+        <w:lastRenderedPageBreak/>
+        <w:t>Lernpfad</w:t>
+      </w:r>
+    </w:p>
+    <w:p/>
+    <w:p>
+      <w:r>
+        <w:t>Der Lernpfad ist ein Vorschlag, in welcher Reihenfolge Sie die Inhalte der Woche angehen können.</w:t>
+      </w:r>
+      <w:r>
+        <w:cr/>
+        <w:t>Betrachten Sie ihn gerne als eine Todo-Liste, die Sie von oben nach unten abhaken. So können Sie</w:t>
+      </w:r>
+      <w:r>
+        <w:cr/>
+        <w:t>sicher sein, dass Sie alle wichtigen Themen bearbeitet haben und sind gut vorbereitet für die folgenden Wochen.</w:t>
+      </w:r>
+    </w:p>
+    <w:p>
+      <w:r>
+        <w:t>1.</w:t>
+      </w:r>
+      <w:r>
+        <w:t xml:space="preserve"> Einführung in Pandas und Datenstrukturen:</w:t>
       </w:r>
     </w:p>
     <w:p>
@@ -607,46 +506,9 @@
           <w:ilvl w:val="0"/>
           <w:numId w:val="14"/>
         </w:numPr>
-        <w:rPr>
-          <w:rFonts w:asciiTheme="majorHAnsi" w:eastAsiaTheme="majorEastAsia" w:hAnsiTheme="majorHAnsi" w:cstheme="majorBidi"/>
-          <w:color w:val="2F5496" w:themeColor="accent1" w:themeShade="BF"/>
-          <w:sz w:val="32"/>
-          <w:szCs w:val="32"/>
-        </w:rPr>
-      </w:pPr>
-      <w:r>
-        <w:br w:type="page"/>
-      </w:r>
-    </w:p>
-    <w:p>
-      <w:pPr>
-        <w:pStyle w:val="Heading1"/>
-      </w:pPr>
-      <w:r>
-        <w:lastRenderedPageBreak/>
-        <w:t>Lernpfad</w:t>
-      </w:r>
-    </w:p>
-    <w:p/>
-    <w:p>
-      <w:r>
-        <w:t>Der Lernpfad ist ein Vorschlag, in welcher Reihenfolge Sie die Inhalte der Woche angehen können.</w:t>
-      </w:r>
-      <w:r>
-        <w:cr/>
-        <w:t>Betrachten Sie ihn gerne als eine Todo-Liste, die Sie von oben nach unten abhaken. So können Sie</w:t>
-      </w:r>
-      <w:r>
-        <w:cr/>
-        <w:t>sicher sein, dass Sie alle wichtigen Themen bearbeitet haben und sind gut vorbereitet für die folgenden Wochen.</w:t>
-      </w:r>
-    </w:p>
-    <w:p>
-      <w:r>
-        <w:t>1.</w:t>
-      </w:r>
-      <w:r>
-        <w:t xml:space="preserve"> Einführung in Pandas und Datenstrukturen:</w:t>
+      </w:pPr>
+      <w:r>
+        <w:t>Beginnen Sie mit einer Einführung in die Pandas-Bibliothek und deren Kernkonzepte.</w:t>
       </w:r>
     </w:p>
     <w:p>
@@ -658,18 +520,6 @@
         </w:numPr>
       </w:pPr>
       <w:r>
-        <w:t>Beginnen Sie mit einer Einführung in die Pandas-Bibliothek und deren Kernkonzepte.</w:t>
-      </w:r>
-    </w:p>
-    <w:p>
-      <w:pPr>
-        <w:pStyle w:val="ListParagraph"/>
-        <w:numPr>
-          <w:ilvl w:val="0"/>
-          <w:numId w:val="14"/>
-        </w:numPr>
-      </w:pPr>
-      <w:r>
         <w:t>Erforschen Sie Pandas-Datenstrukturen wie DataFrame und Series.</w:t>
       </w:r>
     </w:p>
@@ -770,96 +620,12 @@
       </w:r>
     </w:p>
     <w:p>
-      <w:r>
-        <w:t xml:space="preserve">5. </w:t>
-      </w:r>
-      <w:r>
-        <w:t>Praktische Anwendung von Pandas:</w:t>
-      </w:r>
-    </w:p>
-    <w:p>
-      <w:pPr>
-        <w:pStyle w:val="ListParagraph"/>
-        <w:numPr>
-          <w:ilvl w:val="0"/>
-          <w:numId w:val="19"/>
-        </w:numPr>
-      </w:pPr>
-      <w:r>
-        <w:t>Wenden Sie die gelernten Techniken an, um spezifische Datenanalyseaufgaben mit realen Datensätzen zu lösen.</w:t>
-      </w:r>
-    </w:p>
-    <w:p>
-      <w:pPr>
-        <w:pStyle w:val="ListParagraph"/>
-        <w:numPr>
-          <w:ilvl w:val="0"/>
-          <w:numId w:val="19"/>
-        </w:numPr>
-      </w:pPr>
-      <w:r>
-        <w:t>Führen Sie verschiedene Datenmanipulations- und Visualisierungstechniken durch.</w:t>
-      </w:r>
-    </w:p>
-    <w:p>
-      <w:r>
-        <w:t>6.</w:t>
-      </w:r>
-      <w:r>
-        <w:t xml:space="preserve"> Projektarbeit:</w:t>
-      </w:r>
-    </w:p>
-    <w:p>
-      <w:pPr>
-        <w:pStyle w:val="ListParagraph"/>
-        <w:numPr>
-          <w:ilvl w:val="0"/>
-          <w:numId w:val="20"/>
-        </w:numPr>
-      </w:pPr>
-      <w:r>
-        <w:t>Entwickeln Sie ein kleines Projekt, das die Datenaufbereitung und -analyse in Python und Pandas umfasst.</w:t>
-      </w:r>
-    </w:p>
-    <w:p>
-      <w:pPr>
-        <w:pStyle w:val="ListParagraph"/>
-        <w:numPr>
-          <w:ilvl w:val="0"/>
-          <w:numId w:val="20"/>
-        </w:numPr>
-      </w:pPr>
-      <w:r>
-        <w:t>Wählen Sie einen Datensatz und wenden Sie die gelernten Methoden an, um interessante Erkenntnisse zu gewinnen.</w:t>
-      </w:r>
-    </w:p>
-    <w:p>
-      <w:r>
-        <w:t>7.</w:t>
-      </w:r>
-      <w:r>
-        <w:t xml:space="preserve"> Vorbereitung auf den Präsenztag:</w:t>
-      </w:r>
-    </w:p>
-    <w:p>
       <w:pPr>
         <w:pStyle w:val="ListParagraph"/>
         <w:numPr>
           <w:ilvl w:val="0"/>
           <w:numId w:val="21"/>
         </w:numPr>
-      </w:pPr>
-      <w:r>
-        <w:t>Wiederholen Sie die in der Woche gelernten Konzepte und bereiten Sie Fragen und Diskussionspunkte für den Präsenztag vor.</w:t>
-      </w:r>
-    </w:p>
-    <w:p>
-      <w:pPr>
-        <w:pStyle w:val="ListParagraph"/>
-        <w:numPr>
-          <w:ilvl w:val="0"/>
-          <w:numId w:val="21"/>
-        </w:numPr>
         <w:rPr>
           <w:rFonts w:asciiTheme="majorHAnsi" w:eastAsiaTheme="majorEastAsia" w:hAnsiTheme="majorHAnsi" w:cstheme="majorBidi"/>
           <w:color w:val="2F5496" w:themeColor="accent1" w:themeShade="BF"/>
@@ -868,9 +634,6 @@
         </w:rPr>
       </w:pPr>
       <w:r>
-        <w:t>Nutzen Sie die Gelegenheit, um tiefer in die Materie einzutauchen und Ihr Verständnis zu festigen.</w:t>
-      </w:r>
-      <w:r>
         <w:br w:type="page"/>
       </w:r>
     </w:p>
@@ -921,46 +684,24 @@
     <w:p/>
     <w:p>
       <w:r>
-        <w:t>3. Visualisierung von Datenbeziehungen:</w:t>
-      </w:r>
-    </w:p>
-    <w:p>
-      <w:r>
-        <w:t>Erstellen Sie aussagekräftige Visualisierungen, um Beziehungen in einem Datensatz zu erkennen. Verwenden Sie Pandas zusammen mit Matplotlib oder Seaborn, um verschiedene Arten von Diagrammen (wie Scatterplots, Histogramme, Boxplots) zu erstellen.</w:t>
-      </w:r>
-    </w:p>
-    <w:p/>
-    <w:p>
-      <w:r>
-        <w:t>4.</w:t>
-      </w:r>
-      <w:r>
-        <w:t xml:space="preserve"> Datenaggregation und Gruppierung:</w:t>
-      </w:r>
-    </w:p>
-    <w:p>
-      <w:r>
-        <w:t>Erlernen Sie fortgeschrittene Gruppierungs- und Aggregationstechniken.</w:t>
-      </w:r>
-      <w:r>
-        <w:t xml:space="preserve"> </w:t>
-      </w:r>
-      <w:r>
-        <w:t>Gruppieren Sie Daten nach verschiedenen Kriterien und wenden Sie komplexe Aggregationsfunktionen an.</w:t>
-      </w:r>
-    </w:p>
-    <w:p/>
-    <w:p>
-      <w:r>
-        <w:t>5.</w:t>
-      </w:r>
-      <w:r>
-        <w:t xml:space="preserve"> Erstellen von Datenpipelines:</w:t>
-      </w:r>
-    </w:p>
-    <w:p>
-      <w:r>
-        <w:t>Entwickeln Sie eine automatisierte Datenpipeline. Automatisieren Sie den Prozess der Datenaufbereitung, -analyse und -berichterstattung.</w:t>
+        <w:t>3. Visualisierung:</w:t>
+      </w:r>
+    </w:p>
+    <w:p>
+      <w:r>
+        <w:t xml:space="preserve">Erstellen Sie aussagekräftige Visualisierungen, um </w:t>
+      </w:r>
+      <w:r>
+        <w:t>Informationen</w:t>
+      </w:r>
+      <w:r>
+        <w:t xml:space="preserve"> in einem Datensatz zu erkennen. Verwenden Sie Pandas zusammen mit Matplotlib</w:t>
+      </w:r>
+      <w:r>
+        <w:t xml:space="preserve">, </w:t>
+      </w:r>
+      <w:r>
+        <w:t>um verschiedene Arten von Diagrammen (wie Scatterplots, Histogramme, Boxplots) zu erstellen.</w:t>
       </w:r>
     </w:p>
     <w:p/>
@@ -1147,31 +888,6 @@
     </w:p>
     <w:p>
       <w:r>
-        <w:t>3. Was ermöglicht die Funktion groupby() in Pandas?</w:t>
-      </w:r>
-    </w:p>
-    <w:p>
-      <w:r>
-        <w:t xml:space="preserve">    a) Gruppierung von Daten basierend auf einer oder mehreren Spalten.</w:t>
-      </w:r>
-    </w:p>
-    <w:p>
-      <w:r>
-        <w:t xml:space="preserve">    b) Verschlüsselung der Daten in einem DataFrame.</w:t>
-      </w:r>
-    </w:p>
-    <w:p>
-      <w:r>
-        <w:t xml:space="preserve">    c) Sortierung des DataFrames nach Index.</w:t>
-      </w:r>
-    </w:p>
-    <w:p>
-      <w:r>
-        <w:t xml:space="preserve">    d) Konvertierung eines DataFrame in ein anderes Format.</w:t>
-      </w:r>
-    </w:p>
-    <w:p>
-      <w:r>
         <w:t>4. Für welche Aufgabe wird die Bibliothek Matplotlib hauptsächlich verwendet?</w:t>
       </w:r>
     </w:p>
@@ -1197,32 +913,7 @@
     </w:p>
     <w:p>
       <w:r>
-        <w:t>5. Welche Aussage über merge() in Pandas ist korrekt?</w:t>
-      </w:r>
-    </w:p>
-    <w:p>
-      <w:r>
-        <w:t xml:space="preserve">    a) Es wird verwendet, um Spalten in einem DataFrame zu löschen.</w:t>
-      </w:r>
-    </w:p>
-    <w:p>
-      <w:r>
-        <w:t xml:space="preserve">    b) Es kombiniert Daten aus verschiedenen DataFrames basierend auf gemeinsamen Spalten.</w:t>
-      </w:r>
-    </w:p>
-    <w:p>
-      <w:r>
-        <w:t xml:space="preserve">    c) Es dient dazu, Datenreihen in einem DataFrame zu mischen.</w:t>
-      </w:r>
-    </w:p>
-    <w:p>
-      <w:r>
-        <w:t xml:space="preserve">    d) Es wird verwendet, um Daten aus einem DataFrame in eine Datenbank zu exportieren.</w:t>
-      </w:r>
-    </w:p>
-    <w:p>
-      <w:r>
-        <w:t>6. Welche Funktion lädt Daten aus einer CSV-Datei in einen Pandas DataFrame?</w:t>
+        <w:t>5. Welche Funktion lädt Daten aus einer CSV-Datei in einen Pandas DataFrame?</w:t>
       </w:r>
     </w:p>
     <w:p>
@@ -1232,7 +923,6 @@
         </w:rPr>
       </w:pPr>
       <w:r>
-        <w:lastRenderedPageBreak/>
         <w:t xml:space="preserve">    </w:t>
       </w:r>
       <w:r>
@@ -1377,7 +1067,10 @@
     </w:p>
     <w:p>
       <w:r>
-        <w:t>7. Wie kann man in Pandas die ersten fünf Zeilen eines DataFrames anzeigen?</w:t>
+        <w:t>6</w:t>
+      </w:r>
+      <w:r>
+        <w:t>. Wie kann man in Pandas die ersten fünf Zeilen eines DataFrames anzeigen?</w:t>
       </w:r>
     </w:p>
     <w:p>
@@ -1459,36 +1152,15 @@
     </w:p>
     <w:p>
       <w:r>
-        <w:t>8. Was beschreibt die Funktion pivot_table() in Pandas?</w:t>
-      </w:r>
-    </w:p>
-    <w:p>
-      <w:r>
-        <w:t xml:space="preserve">    a) Sie dreht die Ausrichtung eines DataFrames um 90 Grad.</w:t>
-      </w:r>
-    </w:p>
-    <w:p>
-      <w:r>
-        <w:t xml:space="preserve">    b) Sie erstellt eine Zusammenfassungstabelle aus einem DataFrame.</w:t>
-      </w:r>
-    </w:p>
-    <w:p>
-      <w:r>
-        <w:t xml:space="preserve">    c) Sie transformiert die Datenstruktur eines DataFrames in eine Tabelle.</w:t>
-      </w:r>
-    </w:p>
-    <w:p>
-      <w:r>
-        <w:t xml:space="preserve">    d) Sie teilt einen DataFrame in mehrere kleinere DataFrames.</w:t>
-      </w:r>
-    </w:p>
-    <w:p>
-      <w:r>
-        <w:t>9. Wie kann man in Pandas eine neue Spalte zu einem DataFrame hinzufügen?</w:t>
-      </w:r>
-    </w:p>
-    <w:p>
-      <w:r>
+        <w:t>7</w:t>
+      </w:r>
+      <w:r>
+        <w:t>. Wie kann man in Pandas eine neue Spalte zu einem DataFrame hinzufügen?</w:t>
+      </w:r>
+    </w:p>
+    <w:p>
+      <w:r>
+        <w:lastRenderedPageBreak/>
         <w:t xml:space="preserve">    a) Mit der Methode append().</w:t>
       </w:r>
     </w:p>
@@ -1509,7 +1181,10 @@
     </w:p>
     <w:p>
       <w:r>
-        <w:t>10. Was ist ein wichtiger Schritt bei der Datenbereinigung mit Pandas?</w:t>
+        <w:t>8</w:t>
+      </w:r>
+      <w:r>
+        <w:t>. Was ist ein wichtiger Schritt bei der Datenbereinigung mit Pandas?</w:t>
       </w:r>
     </w:p>
     <w:p>
@@ -1558,7 +1233,7 @@
 </file>
 
 <file path=word/numbering.xml><?xml version="1.0" encoding="utf-8"?>
-<w:numbering xmlns:wpc="http://schemas.microsoft.com/office/word/2010/wordprocessingCanvas" xmlns:cx="http://schemas.microsoft.com/office/drawing/2014/chartex" xmlns:cx1="http://schemas.microsoft.com/office/drawing/2015/9/8/chartex" xmlns:cx2="http://schemas.microsoft.com/office/drawing/2015/10/21/chartex" xmlns:cx3="http://schemas.microsoft.com/office/drawing/2016/5/9/chartex" xmlns:cx4="http://schemas.microsoft.com/office/drawing/2016/5/10/chartex" xmlns:cx5="http://schemas.microsoft.com/office/drawing/2016/5/11/chartex" xmlns:cx6="http://schemas.microsoft.com/office/drawing/2016/5/12/chartex" xmlns:cx7="http://schemas.microsoft.com/office/drawing/2016/5/13/chartex" xmlns:cx8="http://schemas.microsoft.com/office/drawing/2016/5/14/chartex" xmlns:mc="http://schemas.openxmlformats.org/markup-compatibility/2006" xmlns:aink="http://schemas.microsoft.com/office/drawing/2016/ink" xmlns:am3d="http://schemas.microsoft.com/office/drawing/2017/model3d" xmlns:o="urn:schemas-microsoft-com:office:office" xmlns:oel="http://schemas.microsoft.com/office/2019/extlst" xmlns:r="http://schemas.openxmlformats.org/officeDocument/2006/relationships" xmlns:m="http://schemas.openxmlformats.org/officeDocument/2006/math" xmlns:v="urn:schemas-microsoft-com:vml" xmlns:wp14="http://schemas.microsoft.com/office/word/2010/wordprocessingDrawing" xmlns:wp="http://schemas.openxmlformats.org/drawingml/2006/wordprocessingDrawing" xmlns:w10="urn:schemas-microsoft-com:office:word" xmlns:w="http://schemas.openxmlformats.org/wordprocessingml/2006/main" xmlns:w14="http://schemas.microsoft.com/office/word/2010/wordml" xmlns:w15="http://schemas.microsoft.com/office/word/2012/wordml" xmlns:w16cex="http://schemas.microsoft.com/office/word/2018/wordml/cex" xmlns:w16cid="http://schemas.microsoft.com/office/word/2016/wordml/cid" xmlns:w16="http://schemas.microsoft.com/office/word/2018/wordml" xmlns:w16du="http://schemas.microsoft.com/office/word/2023/wordml/word16du" xmlns:w16sdtdh="http://schemas.microsoft.com/office/word/2020/wordml/sdtdatahash" xmlns:w16se="http://schemas.microsoft.com/office/word/2015/wordml/symex" xmlns:wpg="http://schemas.microsoft.com/office/word/2010/wordprocessingGroup" xmlns:wpi="http://schemas.microsoft.com/office/word/2010/wordprocessingInk" xmlns:wne="http://schemas.microsoft.com/office/word/2006/wordml" xmlns:wps="http://schemas.microsoft.com/office/word/2010/wordprocessingShape" mc:Ignorable="w14 w15 w16se w16cid w16 w16cex w16sdtdh w16du wp14">
+<w:numbering xmlns:wpc="http://schemas.microsoft.com/office/word/2010/wordprocessingCanvas" xmlns:cx="http://schemas.microsoft.com/office/drawing/2014/chartex" xmlns:cx1="http://schemas.microsoft.com/office/drawing/2015/9/8/chartex" xmlns:cx2="http://schemas.microsoft.com/office/drawing/2015/10/21/chartex" xmlns:cx3="http://schemas.microsoft.com/office/drawing/2016/5/9/chartex" xmlns:cx4="http://schemas.microsoft.com/office/drawing/2016/5/10/chartex" xmlns:cx5="http://schemas.microsoft.com/office/drawing/2016/5/11/chartex" xmlns:cx6="http://schemas.microsoft.com/office/drawing/2016/5/12/chartex" xmlns:cx7="http://schemas.microsoft.com/office/drawing/2016/5/13/chartex" xmlns:cx8="http://schemas.microsoft.com/office/drawing/2016/5/14/chartex" xmlns:mc="http://schemas.openxmlformats.org/markup-compatibility/2006" xmlns:aink="http://schemas.microsoft.com/office/drawing/2016/ink" xmlns:am3d="http://schemas.microsoft.com/office/drawing/2017/model3d" xmlns:o="urn:schemas-microsoft-com:office:office" xmlns:oel="http://schemas.microsoft.com/office/2019/extlst" xmlns:r="http://schemas.openxmlformats.org/officeDocument/2006/relationships" xmlns:m="http://schemas.openxmlformats.org/officeDocument/2006/math" xmlns:v="urn:schemas-microsoft-com:vml" xmlns:wp14="http://schemas.microsoft.com/office/word/2010/wordprocessingDrawing" xmlns:wp="http://schemas.openxmlformats.org/drawingml/2006/wordprocessingDrawing" xmlns:w10="urn:schemas-microsoft-com:office:word" xmlns:w="http://schemas.openxmlformats.org/wordprocessingml/2006/main" xmlns:w14="http://schemas.microsoft.com/office/word/2010/wordml" xmlns:w15="http://schemas.microsoft.com/office/word/2012/wordml" xmlns:w16cex="http://schemas.microsoft.com/office/word/2018/wordml/cex" xmlns:w16cid="http://schemas.microsoft.com/office/word/2016/wordml/cid" xmlns:w16="http://schemas.microsoft.com/office/word/2018/wordml" xmlns:w16du="http://schemas.microsoft.com/office/word/2023/wordml/word16du" xmlns:w16sdtdh="http://schemas.microsoft.com/office/word/2020/wordml/sdtdatahash" xmlns:w16sdtfl="http://schemas.microsoft.com/office/word/2024/wordml/sdtformatlock" xmlns:w16se="http://schemas.microsoft.com/office/word/2015/wordml/symex" xmlns:wpg="http://schemas.microsoft.com/office/word/2010/wordprocessingGroup" xmlns:wpi="http://schemas.microsoft.com/office/word/2010/wordprocessingInk" xmlns:wne="http://schemas.microsoft.com/office/word/2006/wordml" xmlns:wps="http://schemas.microsoft.com/office/word/2010/wordprocessingShape" mc:Ignorable="w14 w15 w16se w16cid w16 w16cex w16sdtdh w16sdtfl w16du wp14">
   <w:abstractNum w:abstractNumId="0" w15:restartNumberingAfterBreak="0">
     <w:nsid w:val="00875C01"/>
     <w:multiLevelType w:val="hybridMultilevel"/>
@@ -4013,7 +3688,7 @@
 </file>
 
 <file path=word/styles.xml><?xml version="1.0" encoding="utf-8"?>
-<w:styles xmlns:mc="http://schemas.openxmlformats.org/markup-compatibility/2006" xmlns:r="http://schemas.openxmlformats.org/officeDocument/2006/relationships" xmlns:w="http://schemas.openxmlformats.org/wordprocessingml/2006/main" xmlns:w14="http://schemas.microsoft.com/office/word/2010/wordml" xmlns:w15="http://schemas.microsoft.com/office/word/2012/wordml" xmlns:w16cex="http://schemas.microsoft.com/office/word/2018/wordml/cex" xmlns:w16cid="http://schemas.microsoft.com/office/word/2016/wordml/cid" xmlns:w16="http://schemas.microsoft.com/office/word/2018/wordml" xmlns:w16du="http://schemas.microsoft.com/office/word/2023/wordml/word16du" xmlns:w16sdtdh="http://schemas.microsoft.com/office/word/2020/wordml/sdtdatahash" xmlns:w16se="http://schemas.microsoft.com/office/word/2015/wordml/symex" mc:Ignorable="w14 w15 w16se w16cid w16 w16cex w16sdtdh w16du">
+<w:styles xmlns:mc="http://schemas.openxmlformats.org/markup-compatibility/2006" xmlns:r="http://schemas.openxmlformats.org/officeDocument/2006/relationships" xmlns:w="http://schemas.openxmlformats.org/wordprocessingml/2006/main" xmlns:w14="http://schemas.microsoft.com/office/word/2010/wordml" xmlns:w15="http://schemas.microsoft.com/office/word/2012/wordml" xmlns:w16cex="http://schemas.microsoft.com/office/word/2018/wordml/cex" xmlns:w16cid="http://schemas.microsoft.com/office/word/2016/wordml/cid" xmlns:w16="http://schemas.microsoft.com/office/word/2018/wordml" xmlns:w16du="http://schemas.microsoft.com/office/word/2023/wordml/word16du" xmlns:w16sdtdh="http://schemas.microsoft.com/office/word/2020/wordml/sdtdatahash" xmlns:w16sdtfl="http://schemas.microsoft.com/office/word/2024/wordml/sdtformatlock" xmlns:w16se="http://schemas.microsoft.com/office/word/2015/wordml/symex" mc:Ignorable="w14 w15 w16se w16cid w16 w16cex w16sdtdh w16sdtfl w16du">
   <w:docDefaults>
     <w:rPrDefault>
       <w:rPr>

--- a/referent/Block-4b-Selbststudium-Woche-9-Datenanalyse.docx
+++ b/referent/Block-4b-Selbststudium-Woche-9-Datenanalyse.docx
@@ -888,7 +888,10 @@
     </w:p>
     <w:p>
       <w:r>
-        <w:t>4. Für welche Aufgabe wird die Bibliothek Matplotlib hauptsächlich verwendet?</w:t>
+        <w:t>3</w:t>
+      </w:r>
+      <w:r>
+        <w:t>. Für welche Aufgabe wird die Bibliothek Matplotlib hauptsächlich verwendet?</w:t>
       </w:r>
     </w:p>
     <w:p>
@@ -913,7 +916,10 @@
     </w:p>
     <w:p>
       <w:r>
-        <w:t>5. Welche Funktion lädt Daten aus einer CSV-Datei in einen Pandas DataFrame?</w:t>
+        <w:t>4</w:t>
+      </w:r>
+      <w:r>
+        <w:t>. Welche Funktion lädt Daten aus einer CSV-Datei in einen Pandas DataFrame?</w:t>
       </w:r>
     </w:p>
     <w:p>
@@ -1067,7 +1073,7 @@
     </w:p>
     <w:p>
       <w:r>
-        <w:t>6</w:t>
+        <w:t>5</w:t>
       </w:r>
       <w:r>
         <w:t>. Wie kann man in Pandas die ersten fünf Zeilen eines DataFrames anzeigen?</w:t>
@@ -1152,7 +1158,7 @@
     </w:p>
     <w:p>
       <w:r>
-        <w:t>7</w:t>
+        <w:t>6</w:t>
       </w:r>
       <w:r>
         <w:t>. Wie kann man in Pandas eine neue Spalte zu einem DataFrame hinzufügen?</w:t>
@@ -1181,7 +1187,7 @@
     </w:p>
     <w:p>
       <w:r>
-        <w:t>8</w:t>
+        <w:t>7</w:t>
       </w:r>
       <w:r>
         <w:t>. Was ist ein wichtiger Schritt bei der Datenbereinigung mit Pandas?</w:t>
